--- a/Templates/Банкротство/Включение в РТК/КФХ/Кредиторы/Обычный/Незалог/Наблюдение/Наблюдение ВКЛ в РТК (Резолютивка).docx
+++ b/Templates/Банкротство/Включение в РТК/КФХ/Кредиторы/Обычный/Незалог/Наблюдение/Наблюдение ВКЛ в РТК (Резолютивка).docx
@@ -525,7 +525,7 @@
         <w:rPr>
           <w:rFonts w:ascii="Times New Roman" w:eastAsia="Times New Roman" w:hAnsi="Times New Roman" w:cs="Times New Roman"/>
         </w:rPr>
-        <w:t>Определение суда может быть обжаловано в апелляционном порядке в Пятнадцатый арбитражный апелляционный суд в течение десяти дней с даты принятия определения, через суд принявший определение.</w:t>
+        <w:t>Определение суда может быть обжаловано в апелляционном порядке в Пятнадцатый арбитражный апелляционный суд в течение одного месяца с даты принятия определения, через суд принявший определение.</w:t>
       </w:r>
     </w:p>
     <w:p>
